--- a/docs/thesis-ch5.docx
+++ b/docs/thesis-ch5.docx
@@ -128,7 +128,7 @@
           <w:b w:val="0"/>
           <w:sz w:val="24"/>
         </w:rPr>
-        <w:t xml:space="preserve"> 零样本 Qwen3-8B 的平均置信度为 96.4%，而准确率只有 67.1%，ECE 为 0.294；LoRA 微调后 ECE 降至 0.035～0.085，再经温度缩放可降至 0.013～0.030。选择性预测结果表明，LoRA 大模型只处理置信度最高的 50% 样本时准确率约为 96%，处理 80% 样本时约为 89%，AURC 优于 RoBERTa，适合“模型处理高置信度样本、人工复核低置信度样本”的应用方式。</w:t>
+        <w:t xml:space="preserve"> 零样本 Qwen3-8B 的平均置信度为 96.4%，而准确率只有 67.1%，ECE 为 0.294；LoRA 微调后 ECE 降至 0.035～0.085，再经温度缩放可降至 0.013～0.030。选择性预测结果表明，LoRA 大模型只处理置信度最高的 50% 样本时准确率约为 96%，处理 80% 样本时约为 89%，AURC 优于 RoBERTa，适合“模型处理高置信度样本、人工复核低置信度样本”的应用方式。保形预测在所有模型上都达到了 90% 的目标覆盖率，LoRA 大模型约 78% 的评论只需给出一个类别；按类别校准可将中性类覆盖率从 0.76～0.81 提高到 0.90。此外，宣称校准良好的开源决策模型 Laya 在零样本下 Macro-F1 仅为 0.47～0.50，说明通用模型迁移到中文金融领域时仍需在目标数据上重新检验。</w:t>
       </w:r>
     </w:p>
     <w:p>

--- a/docs/thesis-ch5.docx
+++ b/docs/thesis-ch5.docx
@@ -128,7 +128,7 @@
           <w:b w:val="0"/>
           <w:sz w:val="24"/>
         </w:rPr>
-        <w:t xml:space="preserve"> 零样本 Qwen3-8B 的平均置信度为 96.4%，而准确率只有 67.1%，ECE 为 0.294；LoRA 微调后 ECE 降至 0.035～0.085，再经温度缩放可降至 0.013～0.030。选择性预测结果表明，LoRA 大模型只处理置信度最高的 50% 样本时准确率约为 96%，处理 80% 样本时约为 89%，AURC 优于 RoBERTa，适合“模型处理高置信度样本、人工复核低置信度样本”的应用方式。保形预测在所有模型上都达到了 90% 的目标覆盖率，LoRA 大模型约 78% 的评论只需给出一个类别；按类别校准可将中性类覆盖率从 0.76～0.81 提高到 0.90。此外，宣称校准良好的开源决策模型 Laya 在零样本下 Macro-F1 仅为 0.47～0.50，说明通用模型迁移到中文金融领域时仍需在目标数据上重新检验。</w:t>
+        <w:t xml:space="preserve"> 零样本 Qwen3-8B 的平均置信度为 96.4%，而准确率只有 67.1%，ECE 为 0.294；LoRA 微调后 ECE 降至 0.035～0.085，再经温度缩放可降至 0.013～0.030。选择性预测结果表明，LoRA 大模型只处理置信度最高的 50% 样本时准确率约为 96%，处理 80% 样本时约为 89%，AURC 优于 RoBERTa，适合“模型处理高置信度样本、人工复核低置信度样本”的应用方式。保形预测在所有模型上都达到了 90% 的目标覆盖率，LoRA 大模型约 78% 的评论只需给出一个类别；按类别校准可将中性类覆盖率从 0.76～0.81 提高到 0.90。</w:t>
       </w:r>
     </w:p>
     <w:p>

--- a/docs/thesis-ch5.docx
+++ b/docs/thesis-ch5.docx
@@ -106,7 +106,7 @@
           <w:b w:val="0"/>
           <w:sz w:val="24"/>
         </w:rPr>
-        <w:t xml:space="preserve"> 以 3 个随机种子反映训练随机性时，三个 LoRA 大模型都显著优于 RoBERTa（Tukey 检验 p = 0.0014～0.021）；以测试样本抽样误差为依据时，McNemar 检验经 Holm 校正后不显著（p = 0.55～0.69），配对 Bootstrap 的 F1 差值约为 0.018～0.019，95% 置信区间下限接近或略低于 0。因此，LoRA 大模型的优势是稳定的，但幅度只有约 2 个百分点，在 1713 条的测试集上难以被严格证实。</w:t>
+        <w:t xml:space="preserve"> 以 3 个随机种子反映训练随机性时，三个 LoRA 大模型都显著优于 RoBERTa（Tukey 检验 p = 0.001～0.021）；以测试样本抽样误差为依据时，McNemar 检验经 Holm 校正后不显著（p = 0.55～0.69），配对 Bootstrap 的 F1 差值约为 0.018～0.019，95% 置信区间下限接近或略低于 0。因此，LoRA 大模型的优势是稳定的，但幅度只有约 2 个百分点，在 1713 条的测试集上难以被严格证实。</w:t>
       </w:r>
     </w:p>
     <w:p>
@@ -128,7 +128,7 @@
           <w:b w:val="0"/>
           <w:sz w:val="24"/>
         </w:rPr>
-        <w:t xml:space="preserve"> 零样本 Qwen3-8B 的平均置信度为 96.4%，而准确率只有 67.1%，ECE 为 0.294；LoRA 微调后 ECE 降至 0.035～0.085，再经温度缩放可降至 0.013～0.030。选择性预测结果表明，LoRA 大模型只处理置信度最高的 50% 样本时准确率约为 96%，处理 80% 样本时约为 89%，AURC 优于 RoBERTa，适合“模型处理高置信度样本、人工复核低置信度样本”的应用方式。保形预测在所有模型上都达到了 90% 的目标覆盖率，LoRA 大模型约 78% 的评论只需给出一个类别；按类别校准可将中性类覆盖率从 0.76～0.81 提高到 0.90。</w:t>
+        <w:t xml:space="preserve"> 零样本 Qwen3-8B 的平均置信度为 96.4%，而准确率只有 67.1%，ECE 为 0.294；LoRA 微调后 ECE 降至 0.035～0.085，再经温度缩放可降至 0.013～0.030。选择性预测结果表明，LoRA 大模型只处理置信度最高的 50% 样本时准确率约为 96%，处理 80% 样本时约为 89%，AURC 优于 RoBERTa，适合“模型处理高置信度样本、人工复核低置信度样本”的应用方式。保形预测在所有模型上都达到了 90% 的目标覆盖率，LoRA 大模型约 78% 的评论只需给出一个类别；按类别校准可将中性类覆盖率从 0.76～0.80 提高到 0.90。</w:t>
       </w:r>
     </w:p>
     <w:p>

--- a/docs/thesis-ch5.docx
+++ b/docs/thesis-ch5.docx
@@ -54,7 +54,7 @@
           <w:b/>
           <w:sz w:val="24"/>
         </w:rPr>
-        <w:t>（1）公开基准存在明显的数据质量问题，必须先清洗再评估。</w:t>
+        <w:t>（1）公开数据存在重复和标签冲突，应区分曝光口径并检查评估样本构成。</w:t>
       </w:r>
       <w:r>
         <w:rPr>
@@ -62,7 +62,7 @@
           <w:b w:val="0"/>
           <w:sz w:val="24"/>
         </w:rPr>
-        <w:t xml:space="preserve"> FinFE 公开评估集中有 1092 条文本原样出现在训练文件中，其中 228 条标签不一致。如果直接使用公开文件，模型对见过的原句准确率可达 93%～97%，TF-IDF 基线的宏平均 F1 虚高 8.1 个百分点，TF-IDF 与 RoBERTa 的真实差距被缩小约三分之二。经去重和重新划分后，本文得到无泄漏的训练集、验证集和测试集（8802 / 979 / 1713 条）。</w:t>
+        <w:t xml:space="preserve"> 原始 2020 条评估记录中有 1097 条与原始训练文件文本重叠；文件内清洗后，跨文件重叠文本为 1092 个，其中 228 个标签不同。清洗后的训练、验证和测试集规模为 8802 / 979 / 1713，集合间不存在完全重复文本。在同样的 845 条共同未曝光文本上，RoBERTa 三种子平均 F1 从未清洗训练的 0.7309 变为清洗训练的 0.7392。该比较描述清洗策略的整体差异，不识别单独的泄漏因果效应。</w:t>
       </w:r>
     </w:p>
     <w:p>
@@ -76,7 +76,7 @@
           <w:b/>
           <w:sz w:val="24"/>
         </w:rPr>
-        <w:t>（2）LoRA 微调的大模型取得了最好的分类效果，但领先幅度较小。</w:t>
+        <w:t>（2）LoRA 微调的大模型取得了更高的分类点估计，但领先幅度有限。</w:t>
       </w:r>
       <w:r>
         <w:rPr>
@@ -84,7 +84,7 @@
           <w:b w:val="0"/>
           <w:sz w:val="24"/>
         </w:rPr>
-        <w:t xml:space="preserve"> 在清洗后的测试集上，TF-IDF 基线的宏平均 F1 约为 0.70，RoBERTa-wwm-ext 约为 0.778，三个 LoRA 微调大模型为 0.798～0.807。零样本和少样本提示的大模型 F1 只有 0.63～0.70，不如微调后的 RoBERTa，说明在该任务上有监督微调仍然必要。三个大模型之间的差异不显著（方差分析 p = 0.14）。</w:t>
+        <w:t xml:space="preserve"> 在清洗后的测试集上，TF-IDF 的宏平均 F1 约为 0.70，RoBERTa 约为 0.778，三个 LoRA 大模型为 0.798～0.807。零样本和少样本提示的 F1 约为 0.63～0.70，低于微调后的 RoBERTa。三个 LoRA 模型之间的方差分析未检出差异（p = 0.14），这不等于已证明它们等效。</w:t>
       </w:r>
     </w:p>
     <w:p>
@@ -98,7 +98,7 @@
           <w:b/>
           <w:sz w:val="24"/>
         </w:rPr>
-        <w:t>（3）统计显著性的结论取决于所考虑的不确定性来源。</w:t>
+        <w:t>（3）模型比较应同时交代不确定性来源和多重比较口径。</w:t>
       </w:r>
       <w:r>
         <w:rPr>
@@ -106,7 +106,7 @@
           <w:b w:val="0"/>
           <w:sz w:val="24"/>
         </w:rPr>
-        <w:t xml:space="preserve"> 以 3 个随机种子反映训练随机性时，三个 LoRA 大模型都显著优于 RoBERTa（Tukey 检验 p = 0.001～0.021）；以测试样本抽样误差为依据时，McNemar 检验经 Holm 校正后不显著（p = 0.55～0.69），配对 Bootstrap 的 F1 差值约为 0.018～0.019，95% 置信区间下限接近或略低于 0。因此，LoRA 大模型的优势是稳定的，但幅度只有约 2 个百分点，在 1713 条的测试集上难以被严格证实。</w:t>
+        <w:t xml:space="preserve"> 在固定数据划分的 3 个训练种子中，三个 LoRA 模型的 F1 点估计均高于 RoBERTa，Tukey 比较 p = 0.001～0.021。对种子 42 的逐条预测，McNemar 检验经 Holm 校正后不显著；50000 次配对 Bootstrap 中，三个 LoRA 对 RoBERTa 的 F1 差约为 0.018～0.019，十对比较的 Bonferroni 调整区间均包含 0。因此只能说本次重复中的点估计一致更高，尚不能证实面向新样本的稳定优势。</w:t>
       </w:r>
     </w:p>
     <w:p>
@@ -120,7 +120,7 @@
           <w:b/>
           <w:sz w:val="24"/>
         </w:rPr>
-        <w:t>（4）零样本大模型严重过度自信，微调和温度缩放可以有效改善。</w:t>
+        <w:t>（4）校准、选择性预测与集合覆盖需要分别解释。</w:t>
       </w:r>
       <w:r>
         <w:rPr>
@@ -128,7 +128,7 @@
           <w:b w:val="0"/>
           <w:sz w:val="24"/>
         </w:rPr>
-        <w:t xml:space="preserve"> 零样本 Qwen3-8B 的平均置信度为 96.4%，而准确率只有 67.1%，ECE 为 0.294；LoRA 微调后 ECE 降至 0.035～0.085，再经温度缩放可降至 0.013～0.030。选择性预测结果表明，LoRA 大模型只处理置信度最高的 50% 样本时准确率约为 96%，处理 80% 样本时约为 89%，AURC 优于 RoBERTa，适合“模型处理高置信度样本、人工复核低置信度样本”的应用方式。保形预测在所有模型上都达到了 90% 的目标覆盖率，LoRA 大模型约 78% 的评论只需给出一个类别；按类别校准可将中性类覆盖率从 0.76～0.80 提高到 0.90。</w:t>
+        <w:t xml:space="preserve"> 零样本 Qwen3 的平均置信度为 96.4%，准确率为 67.1%，存在明显过度自信。LoRA 模型在测试分布内五折温度交叉拟合后的 ECE 为 0.013～0.030；只回答最高置信度的 50% 样本时准确率约为 96%。标准保形预测整体覆盖率约为 90%，约 77%～78% 的集合为单元素，但这些单元素预测的准确率仅为 88.7%～89.3%，不能赋予额外的 90% 条件保证。按类别校准使中性类经验覆盖率接近 90%，同时增加集合大小。历史概率的六位小数存储影响零样本 NLL、温度和部分并列分数，相关数值需结合截断敏感性解读。</w:t>
       </w:r>
     </w:p>
     <w:p>
@@ -142,7 +142,7 @@
           <w:b/>
           <w:sz w:val="24"/>
         </w:rPr>
-        <w:t>（5）LoRA 微调对超参数不敏感，资源需求较低。</w:t>
+        <w:t>（5）当前消融结果提示较低资源配置可行，但不是超参数等效性证明。</w:t>
       </w:r>
       <w:r>
         <w:rPr>
@@ -150,7 +150,7 @@
           <w:b w:val="0"/>
           <w:sz w:val="24"/>
         </w:rPr>
-        <w:t xml:space="preserve"> 训练样本量从 500 条增加到全量，F1 从 0.766 提升到 0.800，边际收益逐渐递减；LoRA 秩在 4～32 之间变化时 F1 稳定在 0.798～0.809；4 比特 QLoRA 的 F1 为 0.807，与 16 位精度相当，峰值显存仅 11.2 GB。</w:t>
+        <w:t xml:space="preserve"> 训练样本量从 500 条增加到全量时，单次 F1 从 0.766 升至 0.800；LoRA 秩 4～32 的单次 F1 为 0.798～0.809。4 比特 QLoRA 的单次 F1 为 0.807，框架记录的峰值分配显存为 11.2 GB，低于 16 位配置的 18.3 GB。由于缺少各配置的重复与等效性检验，结论限于观察到的结果，不能保证任意 12 GB 显卡环境均可运行。</w:t>
       </w:r>
     </w:p>
     <w:p>
@@ -164,7 +164,7 @@
           <w:b/>
           <w:sz w:val="24"/>
         </w:rPr>
-        <w:t>（6）标注噪声限制了可达到的准确率，中性类是主要难点。</w:t>
+        <w:t>（6）重复记录揭示标签分歧，但不能据此确定性能上限。</w:t>
       </w:r>
       <w:r>
         <w:rPr>
@@ -172,7 +172,7 @@
           <w:b w:val="0"/>
           <w:sz w:val="24"/>
         </w:rPr>
-        <w:t xml:space="preserve"> 利用重复标注样本估计，标注一致率为 82.9%（κ = 0.735），标注准确率约为 91%，可视为模型准确率的近似上限。所有模型的中性类 F1 都只有 0.69 左右，而 82% 的标注冲突涉及中性类，说明中性类识别困难在很大程度上来自标注本身的模糊性，而不仅是模型能力不足。</w:t>
+        <w:t xml:space="preserve"> 配对一致率为 82.9%，按配对两端汇总边际定义的机会校正指标 K_pair 为 0.742；82% 的冲突涉及中性类，与中性类识别较困难的现象相一致。独立同质对称噪声模型下 q 约为 0.908，但原始文件没有独立复标证明，且清洗改变了样本构成，因此不将其解释为清洗后测试集的准确率上限，也不宣称模型已接近人工水平。</w:t>
       </w:r>
     </w:p>
     <w:p>
@@ -311,7 +311,7 @@
           <w:b/>
           <w:sz w:val="24"/>
         </w:rPr>
-        <w:t>标注噪声的估计较为粗略。</w:t>
+        <w:t>无法从重复记录识别真实标注噪声率。</w:t>
       </w:r>
       <w:r>
         <w:rPr>
@@ -319,7 +319,7 @@
           <w:b w:val="0"/>
           <w:sz w:val="24"/>
         </w:rPr>
-        <w:t xml:space="preserve"> 91% 的上限基于“各类别错误概率相同”的简化噪声模型，且被重复标注的文本平均更短，并非随机样本，因此只能作为近似参考。</w:t>
+        <w:t xml:space="preserve"> q 的推算依赖给定真实类别后独立、同质和均匀错标等假设，但原始文件不提供标注者身份或金标准；重复文本也非随机样本，且清洗后测试集剔除了部分冲突记录。因此该推算仅是情景分析。</w:t>
       </w:r>
     </w:p>
     <w:p>
@@ -341,7 +341,7 @@
           <w:b/>
           <w:sz w:val="24"/>
         </w:rPr>
-        <w:t>测试集中存在近似重复。</w:t>
+        <w:t>近重复和样本选择的影响尚未充分评估。</w:t>
       </w:r>
       <w:r>
         <w:rPr>
@@ -349,7 +349,7 @@
           <w:b w:val="0"/>
           <w:sz w:val="24"/>
         </w:rPr>
-        <w:t xml:space="preserve"> 本文只去除了完全相同的文本，未处理只相差个别字符的近似重复文本，可能仍有少量泄漏。</w:t>
+        <w:t xml:space="preserve"> 本文只排除了规范化后的完全重复，未系统排除近重复或预训练污染；依据跨文件标签一致性删除测试记录，改变了目标人群，可能降低样本难度，不能视为原始总体的无偏随机测试样本。</w:t>
       </w:r>
     </w:p>
     <w:p>
@@ -380,6 +380,36 @@
           <w:sz w:val="24"/>
         </w:rPr>
         <w:t xml:space="preserve"> 本文未对错误样本按反讽、否定、专业术语等类型进行人工标注和统计检验，对模型错误原因的分析还不够深入。</w:t>
+      </w:r>
+    </w:p>
+    <w:p>
+      <w:pPr>
+        <w:spacing w:line="360" w:lineRule="auto" w:after="0"/>
+        <w:ind w:firstLine="480"/>
+      </w:pPr>
+      <w:r>
+        <w:rPr>
+          <w:rFonts w:ascii="Times New Roman" w:hAnsi="Times New Roman" w:eastAsia="宋体"/>
+          <w:b w:val="0"/>
+          <w:sz w:val="24"/>
+        </w:rPr>
+        <w:t>（7）</w:t>
+      </w:r>
+      <w:r>
+        <w:rPr>
+          <w:rFonts w:ascii="Times New Roman" w:hAnsi="Times New Roman" w:eastAsia="宋体"/>
+          <w:b/>
+          <w:sz w:val="24"/>
+        </w:rPr>
+        <w:t>概率精度和独立评估受限。</w:t>
+      </w:r>
+      <w:r>
+        <w:rPr>
+          <w:rFonts w:ascii="Times New Roman" w:hAnsi="Times New Roman" w:eastAsia="宋体"/>
+          <w:b w:val="0"/>
+          <w:sz w:val="24"/>
+        </w:rPr>
+        <w:t xml:space="preserve"> 历史预测概率只保留六位小数，丢失的尾部精度无法通过更换截断下限恢复。当前温度缩放采用测试分布内交叉拟合，保形预测也反复划分同一批样本；两者都不等同于独立外部部署验证。后续应保留高精度概率或 logits，并使用独立校准与最终评估数据。</w:t>
       </w:r>
     </w:p>
     <w:p>
